--- a/published/ai-organizations/03_strategic_modeling/08_planning/lecture-content/08_planning-module.docx
+++ b/published/ai-organizations/03_strategic_modeling/08_planning/lecture-content/08_planning-module.docx
@@ -4,7 +4,17 @@
   <w:body>
     <w:p>
       <w:r>
-        <w:t>Module 08: Planning in Organizations</w:t>
+        <w:t>Strategic Risk Management and Long-Term Positioning: Planning Under Deep Uncertainty</w:t>
+      </w:r>
+    </w:p>
+    <w:p>
+      <w:r>
+        <w:t>Executive Summary</w:t>
+      </w:r>
+    </w:p>
+    <w:p>
+      <w:r>
+        <w:t>Strategic planning under uncertainty is the organization's most demanding cognitive task. The competitive future is fundamentally unknowable — yet organizations must commit resources today based on beliefs about tomorrow. Under Active Inference, strategic planning is multi-model evaluation over long time horizons, selecting strategies that perform well across a range of possible futures. This module covers scenario planning, strategic risk management, real options, and the art of building resilient strategies.</w:t>
       </w:r>
     </w:p>
     <w:p>
@@ -14,71 +24,57 @@
     </w:p>
     <w:p>
       <w:r>
-        <w:t>Define Planning within the context of Organizations.  Analyze how Planning interacts with other components of the Active Inference framework.  Apply specific constraints of Organizations to the formal definition of Planning.   Introduction</w:t>
+        <w:t>Apply scenario planning to evaluate strategies across multiple possible futures  Understand real options thinking — preserving strategic flexibility  Design risk management systems for strategic-level risks  Build resilient strategies that perform adequately across a wide range of futures  Balance long-term vision with short-term adaptability    Key Concepts</w:t>
       </w:r>
     </w:p>
     <w:p>
       <w:r>
-        <w:t>This module explores Planning . In the Organizations curriculum, we approach this topic with a focus on specific applications and theoretical depth appropriate for the audience. Planning is a critical component of the 8-part Active Inference spine, bridging the gap between [Previous Topic] and [Next Topic].</w:t>
+        <w:t>1. Scenario Planning for Strategy</w:t>
       </w:r>
     </w:p>
     <w:p>
       <w:r>
-        <w:t>Key Concepts</w:t>
+        <w:t>Strategic scenarios are not predictions — they are alternative models of how the future might unfold , used to stress-test strategies:</w:t>
       </w:r>
     </w:p>
     <w:p>
       <w:r>
-        <w:t>1. Planning as a Markov Blanket Boundary</w:t>
+        <w:t>Step  Process      1. Identify key uncertainties  What market/technology/regulatory factors are most uncertain?    2. Construct scenarios  Build 3-4 internally consistent future narratives    3. Evaluate strategy under each  Which strategy performs best across scenarios?    4. Identify robust elements  What strategy components work in all scenarios?    5. Define trigger signposts  What early indicators would tell us which scenario is unfolding?     2. Real Options Thinking</w:t>
       </w:r>
     </w:p>
     <w:p>
       <w:r>
-        <w:t>How does Planning define the boundary between the agent and the environment?</w:t>
+        <w:t>A real option is the right — but not the obligation — to take a strategic action in the future. Strategic options thinking:</w:t>
       </w:r>
     </w:p>
     <w:p>
       <w:r>
-        <w:t>2. Generative Models of Planning</w:t>
+        <w:t>Values flexibility : An option to enter a market later is worth something now  Stages investment : Invest in stages, with decision points at each stage  Preserves upside : Maintains access to positive outcomes without committing to downside risk   Case Study — Intel's EUV Investment : Intel invested billions in Extreme Ultraviolet lithography research not because the technology was ready, but to preserve the option to use it when it matured. This real option — costly to maintain but strategically invaluable — ensured Intel could match competitors when the technology became production-ready.</w:t>
       </w:r>
     </w:p>
     <w:p>
       <w:r>
-        <w:t>What parameters involved in Planning must be optimized to minimize variational free energy?</w:t>
+        <w:t>3. Strategic Risk Management</w:t>
       </w:r>
     </w:p>
     <w:p>
       <w:r>
-        <w:t>3. Active Inference Dynamics</w:t>
+        <w:t>Risk Level  Time Horizon  Examples  Management Approach      Operational  Weeks-months  Supply disruption, quality issues  Standard risk management    Strategic  Years  Technology disruption, market shift  Scenario planning, options    Existential  Decades  Industry obsolescence, regulatory change  Strategic transformation     4. Resilient vs. Fragile Strategies</w:t>
       </w:r>
     </w:p>
     <w:p>
       <w:r>
-        <w:t>How does the process of Planning drive the perception-action loop?</w:t>
+        <w:t>Dimension  Fragile Strategy  Resilient Strategy      Assumptions  Requires specific future to unfold  Performs adequately across multiple futures    Flexibility  Heavily committed, hard to change course  Maintains options and adaptability    Information  Ignores disconfirming signals  Actively seeks and responds to new information    Portfolio  Concentrated bet on one scenario  Diversified across strategic options      Cross-References</w:t>
       </w:r>
     </w:p>
     <w:p>
       <w:r>
-        <w:t>Applications</w:t>
+        <w:t>For organizational planning, see Organizational Systems: Planning  For collective foresight, see Collective Intelligence: Planning  For digital transformation roadmaps, see Digital Transformation: Planning    Summary</w:t>
       </w:r>
     </w:p>
     <w:p>
       <w:r>
-        <w:t>In Organizations, we see Planning manifest in:</w:t>
-        <w:br/>
-        <w:t>* Specific Example 1 : [Add domain-specific example here]</w:t>
-        <w:br/>
-        <w:t>* Specific Example 2 : [Add domain-specific example here]</w:t>
-      </w:r>
-    </w:p>
-    <w:p>
-      <w:r>
-        <w:t>Conclusion</w:t>
-      </w:r>
-    </w:p>
-    <w:p>
-      <w:r>
-        <w:t>Understanding Planning allows us to better model complex adaptive systems. In the next module, we will expand on this foundation.</w:t>
+        <w:t>Concept  Strategic Modeling Meaning      Scenario planning  Evaluating strategy across multiple possible futures    Real options  Preserving strategic flexibility by staging investment    Strategic risk  Risks to the viability of the organization's competitive model    Resilient strategy  Strategy that performs adequately across a range of futures    Signpost monitoring  Tracking indicators to determine which future is unfolding      References</w:t>
       </w:r>
     </w:p>
     <w:sectPr>
